--- a/spring term assignment text file.docx
+++ b/spring term assignment text file.docx
@@ -22,10 +22,72 @@
     <w:p>
       <w:pPr>
         <w:rPr>
-          <w:rFonts w:hint="eastAsia"/>
           <w:sz w:val="22"/>
         </w:rPr>
       </w:pPr>
+    </w:p>
+    <w:p>
+      <w:pPr>
+        <w:rPr>
+          <w:sz w:val="24"/>
+          <w:szCs w:val="24"/>
+        </w:rPr>
+      </w:pPr>
+      <w:proofErr w:type="spellStart"/>
+      <w:r>
+        <w:rPr>
+          <w:rFonts w:hint="eastAsia"/>
+          <w:sz w:val="24"/>
+          <w:szCs w:val="24"/>
+        </w:rPr>
+        <w:t>github</w:t>
+      </w:r>
+      <w:proofErr w:type="spellEnd"/>
+      <w:r>
+        <w:rPr>
+          <w:rFonts w:hint="eastAsia"/>
+          <w:sz w:val="24"/>
+          <w:szCs w:val="24"/>
+        </w:rPr>
+        <w:t xml:space="preserve"> repository: </w:t>
+      </w:r>
+      <w:hyperlink r:id="rId5" w:history="1">
+        <w:r>
+          <w:rPr>
+            <w:rStyle w:val="ae"/>
+            <w:sz w:val="24"/>
+            <w:szCs w:val="24"/>
+          </w:rPr>
+          <w:t>https://jcalexyi.github.io/ma1805-SpringTerm-FinalWork/</w:t>
+        </w:r>
+      </w:hyperlink>
+    </w:p>
+    <w:p>
+      <w:pPr>
+        <w:rPr>
+          <w:rFonts w:hint="eastAsia"/>
+          <w:sz w:val="24"/>
+          <w:szCs w:val="24"/>
+        </w:rPr>
+      </w:pPr>
+      <w:r>
+        <w:rPr>
+          <w:rFonts w:hint="eastAsia"/>
+          <w:sz w:val="24"/>
+          <w:szCs w:val="24"/>
+        </w:rPr>
+        <w:t xml:space="preserve">live site: </w:t>
+      </w:r>
+      <w:hyperlink r:id="rId6" w:history="1">
+        <w:r>
+          <w:rPr>
+            <w:rStyle w:val="ae"/>
+            <w:sz w:val="24"/>
+            <w:szCs w:val="24"/>
+          </w:rPr>
+          <w:t>Sketch</w:t>
+        </w:r>
+      </w:hyperlink>
     </w:p>
     <w:p>
       <w:pPr>
@@ -305,7 +367,16 @@
           <w:sz w:val="24"/>
           <w:szCs w:val="24"/>
         </w:rPr>
-        <w:t xml:space="preserve">The main inspiration for this theme came from my observation that many people today know very little about how to deal with natural </w:t>
+        <w:t xml:space="preserve">The main inspiration for this theme came from my observation that many people </w:t>
+      </w:r>
+      <w:r>
+        <w:rPr>
+          <w:rFonts w:hint="eastAsia"/>
+          <w:sz w:val="24"/>
+          <w:szCs w:val="24"/>
+        </w:rPr>
+        <w:lastRenderedPageBreak/>
+        <w:t xml:space="preserve">today know very little about how to deal with natural </w:t>
       </w:r>
       <w:proofErr w:type="gramStart"/>
       <w:r>
@@ -323,16 +394,7 @@
           <w:sz w:val="24"/>
           <w:szCs w:val="24"/>
         </w:rPr>
-        <w:t xml:space="preserve"> simply don't take them seriously. With continued global warming and industrial development, </w:t>
-      </w:r>
-      <w:r>
-        <w:rPr>
-          <w:rFonts w:hint="eastAsia"/>
-          <w:sz w:val="24"/>
-          <w:szCs w:val="24"/>
-        </w:rPr>
-        <w:lastRenderedPageBreak/>
-        <w:t>natural disasters may become more frequent, so I wanted to create a game around this theme. During my research, I found out the safety slogan "Drop, Cover, Hold" which fit the theme perfectly, so I used it as the game's subtitle. The p5.js reference website is where I get new code ideas.</w:t>
+        <w:t xml:space="preserve"> simply don't take them seriously. With continued global warming and industrial development, natural disasters may become more frequent, so I wanted to create a game around this theme. During my research, I found out the safety slogan "Drop, Cover, Hold" which fit the theme perfectly, so I used it as the game's subtitle. The p5.js reference website is where I get new code ideas.</w:t>
       </w:r>
     </w:p>
     <w:p>
@@ -454,7 +516,16 @@
           <w:sz w:val="24"/>
           <w:szCs w:val="24"/>
         </w:rPr>
-        <w:t>. In the `</w:t>
+        <w:t xml:space="preserve">. In the </w:t>
+      </w:r>
+      <w:r>
+        <w:rPr>
+          <w:rFonts w:hint="eastAsia"/>
+          <w:sz w:val="24"/>
+          <w:szCs w:val="24"/>
+        </w:rPr>
+        <w:lastRenderedPageBreak/>
+        <w:t>`</w:t>
       </w:r>
       <w:proofErr w:type="gramStart"/>
       <w:r>
@@ -518,16 +589,7 @@
           <w:sz w:val="24"/>
           <w:szCs w:val="24"/>
         </w:rPr>
-        <w:t xml:space="preserve">". These two names look almost identical, but JavaScript </w:t>
-      </w:r>
-      <w:r>
-        <w:rPr>
-          <w:rFonts w:hint="eastAsia"/>
-          <w:sz w:val="24"/>
-          <w:szCs w:val="24"/>
-        </w:rPr>
-        <w:lastRenderedPageBreak/>
-        <w:t>treats them as completely different keys, causing the saved score to fail to load. I solved this by ensuring that the exact same string was used in both places.</w:t>
+        <w:t>". These two names look almost identical, but JavaScript treats them as completely different keys, causing the saved score to fail to load. I solved this by ensuring that the exact same string was used in both places.</w:t>
       </w:r>
     </w:p>
     <w:p>
@@ -784,7 +846,6 @@
           <w:sz w:val="24"/>
           <w:szCs w:val="24"/>
         </w:rPr>
-        <w:lastRenderedPageBreak/>
         <w:t xml:space="preserve">I learned how to use </w:t>
       </w:r>
       <w:proofErr w:type="spellStart"/>
@@ -1754,6 +1815,41 @@
       <w:spacing w:val="5"/>
     </w:rPr>
   </w:style>
+  <w:style w:type="character" w:styleId="ae">
+    <w:name w:val="Hyperlink"/>
+    <w:basedOn w:val="a0"/>
+    <w:uiPriority w:val="99"/>
+    <w:unhideWhenUsed/>
+    <w:rsid w:val="00043A12"/>
+    <w:rPr>
+      <w:color w:val="467886" w:themeColor="hyperlink"/>
+      <w:u w:val="single"/>
+    </w:rPr>
+  </w:style>
+  <w:style w:type="character" w:styleId="af">
+    <w:name w:val="Unresolved Mention"/>
+    <w:basedOn w:val="a0"/>
+    <w:uiPriority w:val="99"/>
+    <w:semiHidden/>
+    <w:unhideWhenUsed/>
+    <w:rsid w:val="00043A12"/>
+    <w:rPr>
+      <w:color w:val="605E5C"/>
+      <w:shd w:val="clear" w:color="auto" w:fill="E1DFDD"/>
+    </w:rPr>
+  </w:style>
+  <w:style w:type="character" w:styleId="af0">
+    <w:name w:val="FollowedHyperlink"/>
+    <w:basedOn w:val="a0"/>
+    <w:uiPriority w:val="99"/>
+    <w:semiHidden/>
+    <w:unhideWhenUsed/>
+    <w:rsid w:val="002727D9"/>
+    <w:rPr>
+      <w:color w:val="96607D" w:themeColor="followedHyperlink"/>
+      <w:u w:val="single"/>
+    </w:rPr>
+  </w:style>
 </w:styles>
 </file>
 
